--- a/public/files/document-templates/Cert.indigency-templates.docx
+++ b/public/files/document-templates/Cert.indigency-templates.docx
@@ -1,6 +1,6 @@
 
 <file path=word/document.xml><?xml version="1.0" encoding="utf-8"?>
-<w:document xmlns:wpc="http://schemas.microsoft.com/office/word/2010/wordprocessingCanvas" xmlns:cx="http://schemas.microsoft.com/office/drawing/2014/chartex" xmlns:cx1="http://schemas.microsoft.com/office/drawing/2015/9/8/chartex" xmlns:cx2="http://schemas.microsoft.com/office/drawing/2015/10/21/chartex" xmlns:cx3="http://schemas.microsoft.com/office/drawing/2016/5/9/chartex" xmlns:cx4="http://schemas.microsoft.com/office/drawing/2016/5/10/chartex" xmlns:cx5="http://schemas.microsoft.com/office/drawing/2016/5/11/chartex" xmlns:cx6="http://schemas.microsoft.com/office/drawing/2016/5/12/chartex" xmlns:cx7="http://schemas.microsoft.com/office/drawing/2016/5/13/chartex" xmlns:cx8="http://schemas.microsoft.com/office/drawing/2016/5/14/chartex" xmlns:mc="http://schemas.openxmlformats.org/markup-compatibility/2006" xmlns:aink="http://schemas.microsoft.com/office/drawing/2016/ink" xmlns:am3d="http://schemas.microsoft.com/office/drawing/2017/model3d" xmlns:o="urn:schemas-microsoft-com:office:office" xmlns:r="http://schemas.openxmlformats.org/officeDocument/2006/relationships" xmlns:m="http://schemas.openxmlformats.org/officeDocument/2006/math" xmlns:v="urn:schemas-microsoft-com:vml" xmlns:wp14="http://schemas.microsoft.com/office/word/2010/wordprocessingDrawing" xmlns:wp="http://schemas.openxmlformats.org/drawingml/2006/wordprocessingDrawing" xmlns:w10="urn:schemas-microsoft-com:office:word" xmlns:w="http://schemas.openxmlformats.org/wordprocessingml/2006/main" xmlns:w14="http://schemas.microsoft.com/office/word/2010/wordml" xmlns:w15="http://schemas.microsoft.com/office/word/2012/wordml" xmlns:w16cid="http://schemas.microsoft.com/office/word/2016/wordml/cid" xmlns:w16se="http://schemas.microsoft.com/office/word/2015/wordml/symex" xmlns:wpg="http://schemas.microsoft.com/office/word/2010/wordprocessingGroup" xmlns:wpi="http://schemas.microsoft.com/office/word/2010/wordprocessingInk" xmlns:wne="http://schemas.microsoft.com/office/word/2006/wordml" xmlns:wps="http://schemas.microsoft.com/office/word/2010/wordprocessingShape" mc:Ignorable="w14 w15 w16se w16cid wp14">
+<w:document xmlns:ns1="http://schemas.openxmlformats.org/markup-compatibility/2006" xmlns:ns2="http://schemas.openxmlformats.org/drawingml/2006/wordprocessingDrawing" xmlns:ns3="http://schemas.microsoft.com/office/word/2010/wordprocessingDrawing" xmlns:ns4="http://schemas.openxmlformats.org/drawingml/2006/main" xmlns:ns5="http://schemas.openxmlformats.org/drawingml/2006/picture" xmlns:ns7="http://schemas.microsoft.com/office/drawing/2010/main" xmlns:r="http://schemas.openxmlformats.org/officeDocument/2006/relationships" xmlns:w="http://schemas.openxmlformats.org/wordprocessingml/2006/main" ns1:Ignorable="w14 w15 w16se w16cid wp14">
   <w:body>
     <w:p>
       <w:pPr>
@@ -28,63 +28,63 @@
           <w:noProof/>
         </w:rPr>
         <w:drawing>
-          <wp:anchor distT="0" distB="0" distL="114300" distR="114300" simplePos="0" relativeHeight="251659264" behindDoc="0" locked="0" layoutInCell="1" allowOverlap="1" wp14:anchorId="40CC70D2" wp14:editId="7E110054">
-            <wp:simplePos x="0" y="0"/>
-            <wp:positionH relativeFrom="column">
-              <wp:posOffset>66675</wp:posOffset>
-            </wp:positionH>
-            <wp:positionV relativeFrom="paragraph">
-              <wp:posOffset>18415</wp:posOffset>
-            </wp:positionV>
-            <wp:extent cx="1114425" cy="1019810"/>
-            <wp:effectExtent l="0" t="0" r="0" b="0"/>
-            <wp:wrapNone/>
-            <wp:docPr id="29" name="Picture 29" descr="logo upper ming"/>
-            <wp:cNvGraphicFramePr>
-              <a:graphicFrameLocks xmlns:a="http://schemas.openxmlformats.org/drawingml/2006/main" noChangeAspect="1"/>
-            </wp:cNvGraphicFramePr>
-            <a:graphic xmlns:a="http://schemas.openxmlformats.org/drawingml/2006/main">
-              <a:graphicData uri="http://schemas.openxmlformats.org/drawingml/2006/picture">
-                <pic:pic xmlns:pic="http://schemas.openxmlformats.org/drawingml/2006/picture">
-                  <pic:nvPicPr>
-                    <pic:cNvPr id="0" name="Picture 2" descr="logo upper ming"/>
-                    <pic:cNvPicPr>
-                      <a:picLocks noChangeAspect="1" noChangeArrowheads="1"/>
-                    </pic:cNvPicPr>
-                  </pic:nvPicPr>
-                  <pic:blipFill>
-                    <a:blip r:embed="rId4">
-                      <a:extLst>
-                        <a:ext uri="{28A0092B-C50C-407E-A947-70E740481C1C}">
-                          <a14:useLocalDpi xmlns:a14="http://schemas.microsoft.com/office/drawing/2010/main" val="0"/>
-                        </a:ext>
-                      </a:extLst>
-                    </a:blip>
-                    <a:srcRect/>
-                    <a:stretch>
-                      <a:fillRect/>
-                    </a:stretch>
-                  </pic:blipFill>
-                  <pic:spPr bwMode="auto">
-                    <a:xfrm>
-                      <a:off x="0" y="0"/>
-                      <a:ext cx="1114425" cy="1019810"/>
-                    </a:xfrm>
-                    <a:prstGeom prst="rect">
-                      <a:avLst/>
-                    </a:prstGeom>
-                    <a:noFill/>
-                  </pic:spPr>
-                </pic:pic>
-              </a:graphicData>
-            </a:graphic>
-            <wp14:sizeRelH relativeFrom="page">
-              <wp14:pctWidth>0</wp14:pctWidth>
-            </wp14:sizeRelH>
-            <wp14:sizeRelV relativeFrom="page">
-              <wp14:pctHeight>0</wp14:pctHeight>
-            </wp14:sizeRelV>
-          </wp:anchor>
+          <ns2:anchor distT="0" distB="0" distL="114300" distR="114300" simplePos="0" relativeHeight="251659264" behindDoc="0" locked="0" layoutInCell="1" allowOverlap="1" ns3:anchorId="40CC70D2" ns3:editId="7E110054">
+            <ns2:simplePos x="0" y="0"/>
+            <ns2:positionH relativeFrom="column">
+              <ns2:posOffset>66675</ns2:posOffset>
+            </ns2:positionH>
+            <ns2:positionV relativeFrom="paragraph">
+              <ns2:posOffset>18415</ns2:posOffset>
+            </ns2:positionV>
+            <ns2:extent cx="1114425" cy="1019810"/>
+            <ns2:effectExtent l="0" t="0" r="0" b="0"/>
+            <ns2:wrapNone/>
+            <ns2:docPr id="29" name="Picture 29" descr="logo upper ming"/>
+            <ns2:cNvGraphicFramePr>
+              <ns4:graphicFrameLocks noChangeAspect="1"/>
+            </ns2:cNvGraphicFramePr>
+            <ns4:graphic>
+              <ns4:graphicData uri="http://schemas.openxmlformats.org/drawingml/2006/picture">
+                <ns5:pic>
+                  <ns5:nvPicPr>
+                    <ns5:cNvPr id="0" name="Picture 2" descr="logo upper ming"/>
+                    <ns5:cNvPicPr>
+                      <ns4:picLocks noChangeAspect="1" noChangeArrowheads="1"/>
+                    </ns5:cNvPicPr>
+                  </ns5:nvPicPr>
+                  <ns5:blipFill>
+                    <ns4:blip r:embed="rId4">
+                      <ns4:extLst>
+                        <ns4:ext uri="{28A0092B-C50C-407E-A947-70E740481C1C}">
+                          <ns7:useLocalDpi val="0"/>
+                        </ns4:ext>
+                      </ns4:extLst>
+                    </ns4:blip>
+                    <ns4:srcRect/>
+                    <ns4:stretch>
+                      <ns4:fillRect/>
+                    </ns4:stretch>
+                  </ns5:blipFill>
+                  <ns5:spPr bwMode="auto">
+                    <ns4:xfrm>
+                      <ns4:off x="0" y="0"/>
+                      <ns4:ext cx="1114425" cy="1019810"/>
+                    </ns4:xfrm>
+                    <ns4:prstGeom prst="rect">
+                      <ns4:avLst/>
+                    </ns4:prstGeom>
+                    <ns4:noFill/>
+                  </ns5:spPr>
+                </ns5:pic>
+              </ns4:graphicData>
+            </ns4:graphic>
+            <ns3:sizeRelH relativeFrom="page">
+              <ns3:pctWidth>0</ns3:pctWidth>
+            </ns3:sizeRelH>
+            <ns3:sizeRelV relativeFrom="page">
+              <ns3:pctHeight>0</ns3:pctHeight>
+            </ns3:sizeRelV>
+          </ns2:anchor>
         </w:drawing>
       </w:r>
       <w:r>
@@ -331,7 +331,7 @@
           <w:szCs w:val="28"/>
           <w:u w:val="single"/>
         </w:rPr>
-        <w:t xml:space="preserve">                   </w:t>
+        <w:t xml:space="preserve">{{FULL_NAME}}</w:t>
       </w:r>
       <w:proofErr w:type="gramStart"/>
       <w:r>
@@ -370,7 +370,7 @@
           <w:szCs w:val="28"/>
           <w:u w:val="single"/>
         </w:rPr>
-        <w:t xml:space="preserve">18 </w:t>
+        <w:t xml:space="preserve">{{AGE}} </w:t>
       </w:r>
       <w:r>
         <w:rPr>
@@ -386,7 +386,7 @@
           <w:sz w:val="28"/>
           <w:szCs w:val="28"/>
         </w:rPr>
-        <w:t>single</w:t>
+        <w:t>{{CIVIL_STATUS}}</w:t>
       </w:r>
       <w:r>
         <w:rPr>
@@ -404,15 +404,15 @@
           <w:szCs w:val="28"/>
           <w:u w:val="single"/>
         </w:rPr>
-        <w:t>married</w:t>
-      </w:r>
-      <w:r>
-        <w:rPr>
-          <w:rFonts w:ascii="Rockwell Condensed" w:hAnsi="Rockwell Condensed"/>
-          <w:sz w:val="28"/>
-          <w:szCs w:val="28"/>
-        </w:rPr>
-        <w:t xml:space="preserve">/Widow and a </w:t>
+        <w:t/>
+      </w:r>
+      <w:r>
+        <w:rPr>
+          <w:rFonts w:ascii="Rockwell Condensed" w:hAnsi="Rockwell Condensed"/>
+          <w:sz w:val="28"/>
+          <w:szCs w:val="28"/>
+        </w:rPr>
+        <w:t xml:space="preserve"> and a </w:t>
       </w:r>
       <w:proofErr w:type="spellStart"/>
       <w:r>
@@ -449,7 +449,7 @@
           <w:szCs w:val="28"/>
           <w:u w:val="single"/>
         </w:rPr>
-        <w:t>Buklod</w:t>
+        <w:t>{{PUROK}}</w:t>
       </w:r>
       <w:proofErr w:type="spellEnd"/>
       <w:r>
@@ -540,7 +540,7 @@
           <w:sz w:val="28"/>
           <w:szCs w:val="28"/>
         </w:rPr>
-        <w:t>person  and</w:t>
+        <w:t>person for {{PURPOSE}} and</w:t>
       </w:r>
       <w:proofErr w:type="gramEnd"/>
       <w:r>
@@ -578,7 +578,7 @@
           <w:szCs w:val="28"/>
           <w:u w:val="single"/>
         </w:rPr>
-        <w:t xml:space="preserve">     </w:t>
+        <w:t xml:space="preserve">{{DAY}}</w:t>
       </w:r>
       <w:r>
         <w:rPr>
@@ -595,7 +595,7 @@
           <w:szCs w:val="28"/>
           <w:u w:val="single"/>
         </w:rPr>
-        <w:t>_</w:t>
+        <w:t>{{MONTH}} {{YEAR}}</w:t>
       </w:r>
       <w:bookmarkStart w:id="0" w:name="_GoBack"/>
       <w:bookmarkEnd w:id="0"/>
@@ -738,7 +738,7 @@
           <w:szCs w:val="32"/>
           <w:u w:val="single"/>
         </w:rPr>
-        <w:t>MAMERTO C. CLARITO</w:t>
+        <w:t>{{BARANGAY_CAPTAIN}}</w:t>
       </w:r>
     </w:p>
     <w:p>
@@ -865,7 +865,7 @@
           <w:sz w:val="28"/>
           <w:szCs w:val="28"/>
         </w:rPr>
-        <w:t>O. R. No.     ______</w:t>
+        <w:t>O. R. No.     {{OR_NUMBER}}</w:t>
       </w:r>
     </w:p>
     <w:p>
@@ -885,7 +885,7 @@
           <w:sz w:val="28"/>
           <w:szCs w:val="28"/>
         </w:rPr>
-        <w:t>Date Issued:  ______</w:t>
+        <w:t>Date Issued:  {{DATE_ISSUED}}</w:t>
       </w:r>
     </w:p>
     <w:p>
@@ -904,7 +904,7 @@
           <w:sz w:val="28"/>
           <w:szCs w:val="28"/>
         </w:rPr>
-        <w:t xml:space="preserve">CTC No. </w:t>
+        <w:t xml:space="preserve">CTC No.      {{CTC_NUMBER}}</w:t>
       </w:r>
       <w:r>
         <w:rPr>
@@ -938,7 +938,7 @@
           <w:sz w:val="28"/>
           <w:szCs w:val="28"/>
         </w:rPr>
-        <w:t>Date Issued:  ______</w:t>
+        <w:t>Date Issued:  {{DATE_ISSUED}}</w:t>
       </w:r>
     </w:p>
     <w:p>
